--- a/CE-QUAL-W2_2025_Workshop_Agenda.docx
+++ b/CE-QUAL-W2_2025_Workshop_Agenda.docx
@@ -11,8 +11,8 @@
           <w:b/>
           <w:bCs/>
           <w:kern w:val="0"/>
-          <w:sz w:val="24"/>
-          <w:szCs w:val="24"/>
+          <w:sz w:val="28"/>
+          <w:szCs w:val="28"/>
           <w14:ligatures w14:val="none"/>
         </w:rPr>
       </w:pPr>
@@ -26,19 +26,204 @@
           <w:szCs w:val="28"/>
           <w14:ligatures w14:val="none"/>
         </w:rPr>
-        <w:t>Location: Virtual or Hybrid (Davis, California), TBD</w:t>
+        <w:t>Location</w:t>
+      </w:r>
+      <w:r>
+        <w:rPr>
+          <w:rFonts w:ascii="Times New Roman" w:eastAsia="Calibri" w:hAnsi="Times New Roman" w:cs="Times New Roman"/>
+          <w:b/>
+          <w:bCs/>
+          <w:kern w:val="0"/>
+          <w:sz w:val="28"/>
+          <w:szCs w:val="28"/>
+          <w14:ligatures w14:val="none"/>
+        </w:rPr>
+        <w:t xml:space="preserve"> (Hybrid)</w:t>
+      </w:r>
+      <w:r>
+        <w:rPr>
+          <w:rFonts w:ascii="Times New Roman" w:eastAsia="Calibri" w:hAnsi="Times New Roman" w:cs="Times New Roman"/>
+          <w:b/>
+          <w:bCs/>
+          <w:kern w:val="0"/>
+          <w:sz w:val="28"/>
+          <w:szCs w:val="28"/>
+          <w14:ligatures w14:val="none"/>
+        </w:rPr>
+        <w:t>:</w:t>
       </w:r>
     </w:p>
     <w:p>
       <w:pPr>
         <w:spacing w:after="0" w:line="240" w:lineRule="auto"/>
+        <w:jc w:val="center"/>
         <w:rPr>
           <w:rFonts w:ascii="Times New Roman" w:eastAsia="Calibri" w:hAnsi="Times New Roman" w:cs="Times New Roman"/>
           <w:b/>
           <w:bCs/>
           <w:kern w:val="0"/>
-          <w:sz w:val="24"/>
-          <w:szCs w:val="24"/>
+          <w:sz w:val="28"/>
+          <w:szCs w:val="28"/>
+          <w14:ligatures w14:val="none"/>
+        </w:rPr>
+      </w:pPr>
+    </w:p>
+    <w:p>
+      <w:pPr>
+        <w:spacing w:after="0" w:line="240" w:lineRule="auto"/>
+        <w:jc w:val="center"/>
+        <w:rPr>
+          <w:rFonts w:ascii="Times New Roman" w:eastAsia="Calibri" w:hAnsi="Times New Roman" w:cs="Times New Roman"/>
+          <w:kern w:val="0"/>
+          <w:sz w:val="28"/>
+          <w:szCs w:val="28"/>
+          <w14:ligatures w14:val="none"/>
+        </w:rPr>
+      </w:pPr>
+      <w:r>
+        <w:rPr>
+          <w:rFonts w:ascii="Times New Roman" w:eastAsia="Calibri" w:hAnsi="Times New Roman" w:cs="Times New Roman"/>
+          <w:kern w:val="0"/>
+          <w:sz w:val="28"/>
+          <w:szCs w:val="28"/>
+          <w14:ligatures w14:val="none"/>
+        </w:rPr>
+        <w:t>Hydrologic Engineering Center</w:t>
+      </w:r>
+    </w:p>
+    <w:p>
+      <w:pPr>
+        <w:spacing w:after="0" w:line="240" w:lineRule="auto"/>
+        <w:jc w:val="center"/>
+        <w:rPr>
+          <w:rFonts w:ascii="Times New Roman" w:eastAsia="Calibri" w:hAnsi="Times New Roman" w:cs="Times New Roman"/>
+          <w:kern w:val="0"/>
+          <w:sz w:val="28"/>
+          <w:szCs w:val="28"/>
+          <w14:ligatures w14:val="none"/>
+        </w:rPr>
+      </w:pPr>
+      <w:r>
+        <w:rPr>
+          <w:rFonts w:ascii="Times New Roman" w:eastAsia="Calibri" w:hAnsi="Times New Roman" w:cs="Times New Roman"/>
+          <w:kern w:val="0"/>
+          <w:sz w:val="28"/>
+          <w:szCs w:val="28"/>
+          <w14:ligatures w14:val="none"/>
+        </w:rPr>
+        <w:t>609 Second Street</w:t>
+      </w:r>
+    </w:p>
+    <w:p>
+      <w:pPr>
+        <w:spacing w:after="0" w:line="240" w:lineRule="auto"/>
+        <w:jc w:val="center"/>
+        <w:rPr>
+          <w:rFonts w:ascii="Times New Roman" w:eastAsia="Calibri" w:hAnsi="Times New Roman" w:cs="Times New Roman"/>
+          <w:kern w:val="0"/>
+          <w:sz w:val="28"/>
+          <w:szCs w:val="28"/>
+          <w14:ligatures w14:val="none"/>
+        </w:rPr>
+      </w:pPr>
+      <w:r>
+        <w:rPr>
+          <w:rFonts w:ascii="Times New Roman" w:eastAsia="Calibri" w:hAnsi="Times New Roman" w:cs="Times New Roman"/>
+          <w:kern w:val="0"/>
+          <w:sz w:val="28"/>
+          <w:szCs w:val="28"/>
+          <w14:ligatures w14:val="none"/>
+        </w:rPr>
+        <w:t>Davis, California 95616</w:t>
+      </w:r>
+    </w:p>
+    <w:p>
+      <w:pPr>
+        <w:spacing w:after="0" w:line="240" w:lineRule="auto"/>
+        <w:jc w:val="center"/>
+        <w:rPr>
+          <w:rFonts w:ascii="Times New Roman" w:eastAsia="Calibri" w:hAnsi="Times New Roman" w:cs="Times New Roman"/>
+          <w:b/>
+          <w:bCs/>
+          <w:kern w:val="0"/>
+          <w:sz w:val="28"/>
+          <w:szCs w:val="28"/>
+          <w14:ligatures w14:val="none"/>
+        </w:rPr>
+      </w:pPr>
+    </w:p>
+    <w:p>
+      <w:pPr>
+        <w:spacing w:after="0" w:line="240" w:lineRule="auto"/>
+        <w:jc w:val="center"/>
+        <w:rPr>
+          <w:rFonts w:ascii="Times New Roman" w:eastAsia="Calibri" w:hAnsi="Times New Roman" w:cs="Times New Roman"/>
+          <w:b/>
+          <w:bCs/>
+          <w:kern w:val="0"/>
+          <w:sz w:val="28"/>
+          <w:szCs w:val="28"/>
+          <w14:ligatures w14:val="none"/>
+        </w:rPr>
+      </w:pPr>
+      <w:r>
+        <w:rPr>
+          <w:rFonts w:ascii="Times New Roman" w:eastAsia="Calibri" w:hAnsi="Times New Roman" w:cs="Times New Roman"/>
+          <w:b/>
+          <w:bCs/>
+          <w:kern w:val="0"/>
+          <w:sz w:val="28"/>
+          <w:szCs w:val="28"/>
+          <w14:ligatures w14:val="none"/>
+        </w:rPr>
+        <w:t>Teams</w:t>
+      </w:r>
+    </w:p>
+    <w:p>
+      <w:pPr>
+        <w:spacing w:after="0" w:line="240" w:lineRule="auto"/>
+        <w:jc w:val="center"/>
+      </w:pPr>
+      <w:hyperlink r:id="rId9" w:tgtFrame="_blank" w:history="1">
+        <w:r>
+          <w:rPr>
+            <w:rStyle w:val="Hyperlink"/>
+          </w:rPr>
+          <w:t>CE-QUAL-W2 Workshop (8:30 AM - 4:00 PM Pacific) | Meeting-Join | Microsoft Teams</w:t>
+        </w:r>
+      </w:hyperlink>
+    </w:p>
+    <w:p>
+      <w:pPr>
+        <w:spacing w:after="0" w:line="240" w:lineRule="auto"/>
+        <w:jc w:val="center"/>
+      </w:pPr>
+    </w:p>
+    <w:p>
+      <w:pPr>
+        <w:spacing w:after="0" w:line="240" w:lineRule="auto"/>
+        <w:jc w:val="center"/>
+      </w:pPr>
+      <w:hyperlink r:id="rId10" w:history="1">
+        <w:r>
+          <w:rPr>
+            <w:rStyle w:val="Hyperlink"/>
+          </w:rPr>
+          <w:t>https://dod.teams.microsoft.us/l/meetup-join/19%3adod%3ameeting_83972aa70ce747c9bb58d731a7a34ba6%40thread.v2/0?context=%7b%22Tid%22%3a%22fc4d76ba-f17c-4c50-b9a7-8f3163d27582%22%2c%22Oid%22%3a%227f67b811-0eb4-4751-9e4a-fa9f270e94fa%22%7d</w:t>
+        </w:r>
+      </w:hyperlink>
+    </w:p>
+    <w:p>
+      <w:pPr>
+        <w:spacing w:after="0" w:line="240" w:lineRule="auto"/>
+        <w:jc w:val="center"/>
+        <w:rPr>
+          <w:rFonts w:ascii="Times New Roman" w:eastAsia="Calibri" w:hAnsi="Times New Roman" w:cs="Times New Roman"/>
+          <w:b/>
+          <w:bCs/>
+          <w:kern w:val="0"/>
+          <w:sz w:val="28"/>
+          <w:szCs w:val="28"/>
           <w14:ligatures w14:val="none"/>
         </w:rPr>
       </w:pPr>
@@ -299,7 +484,7 @@
     <w:tbl>
       <w:tblPr>
         <w:tblStyle w:val="TableGrid"/>
-        <w:tblpPr w:leftFromText="180" w:rightFromText="180" w:vertAnchor="page" w:horzAnchor="margin" w:tblpY="6022"/>
+        <w:tblpPr w:leftFromText="180" w:rightFromText="180" w:vertAnchor="page" w:horzAnchor="margin" w:tblpY="1967"/>
         <w:tblW w:w="8911" w:type="dxa"/>
         <w:tblLook w:val="04A0" w:firstRow="1" w:lastRow="0" w:firstColumn="1" w:lastColumn="0" w:noHBand="0" w:noVBand="1"/>
       </w:tblPr>
@@ -336,6 +521,7 @@
                 <w:sz w:val="28"/>
                 <w:szCs w:val="28"/>
               </w:rPr>
+              <w:lastRenderedPageBreak/>
               <w:t>Time</w:t>
             </w:r>
           </w:p>
@@ -494,7 +680,16 @@
           </w:tcPr>
           <w:p>
             <w:r>
-              <w:t>9:00</w:t>
+              <w:t>8</w:t>
+            </w:r>
+            <w:r>
+              <w:t>:</w:t>
+            </w:r>
+            <w:r>
+              <w:t>3</w:t>
+            </w:r>
+            <w:r>
+              <w:t>0</w:t>
             </w:r>
           </w:p>
         </w:tc>
@@ -506,7 +701,10 @@
           </w:tcPr>
           <w:p>
             <w:r>
-              <w:t>9:30</w:t>
+              <w:t>9:</w:t>
+            </w:r>
+            <w:r>
+              <w:t>00</w:t>
             </w:r>
           </w:p>
         </w:tc>
@@ -518,7 +716,13 @@
           </w:tcPr>
           <w:p>
             <w:r>
-              <w:t>1.01 Lecture - Introduction and Overview</w:t>
+              <w:t xml:space="preserve">1.01 Lecture </w:t>
+            </w:r>
+            <w:r>
+              <w:t>–</w:t>
+            </w:r>
+            <w:r>
+              <w:t xml:space="preserve"> Introduction and Overview</w:t>
             </w:r>
           </w:p>
         </w:tc>
@@ -547,7 +751,10 @@
           </w:tcPr>
           <w:p>
             <w:r>
-              <w:t>9:30</w:t>
+              <w:t>9:</w:t>
+            </w:r>
+            <w:r>
+              <w:t>00</w:t>
             </w:r>
           </w:p>
         </w:tc>
@@ -559,7 +766,10 @@
           </w:tcPr>
           <w:p>
             <w:r>
-              <w:t>10:30</w:t>
+              <w:t>10:</w:t>
+            </w:r>
+            <w:r>
+              <w:t>00</w:t>
             </w:r>
           </w:p>
         </w:tc>
@@ -572,7 +782,13 @@
           </w:tcPr>
           <w:p>
             <w:r>
-              <w:t xml:space="preserve">1.02 Lecture - Introduction to </w:t>
+              <w:t xml:space="preserve">1.02 Lecture </w:t>
+            </w:r>
+            <w:r>
+              <w:t xml:space="preserve">– </w:t>
+            </w:r>
+            <w:r>
+              <w:t xml:space="preserve">Introduction to </w:t>
             </w:r>
             <w:r>
               <w:t xml:space="preserve">Numerical </w:t>
@@ -607,7 +823,10 @@
           </w:tcPr>
           <w:p>
             <w:r>
-              <w:t>10:30</w:t>
+              <w:t>10:</w:t>
+            </w:r>
+            <w:r>
+              <w:t>00</w:t>
             </w:r>
           </w:p>
         </w:tc>
@@ -618,7 +837,10 @@
           </w:tcPr>
           <w:p>
             <w:r>
-              <w:t>10:40</w:t>
+              <w:t>10:</w:t>
+            </w:r>
+            <w:r>
+              <w:t>10</w:t>
             </w:r>
           </w:p>
         </w:tc>
@@ -648,7 +870,10 @@
           </w:tcPr>
           <w:p>
             <w:r>
-              <w:t>10:40</w:t>
+              <w:t>10:</w:t>
+            </w:r>
+            <w:r>
+              <w:t>10</w:t>
             </w:r>
           </w:p>
         </w:tc>
@@ -660,7 +885,10 @@
           </w:tcPr>
           <w:p>
             <w:r>
-              <w:t>11:10</w:t>
+              <w:t>1</w:t>
+            </w:r>
+            <w:r>
+              <w:t>0:40</w:t>
             </w:r>
           </w:p>
         </w:tc>
@@ -672,7 +900,13 @@
           </w:tcPr>
           <w:p>
             <w:r>
-              <w:t>1.03 Lecture - Hydrodynamics Modeling</w:t>
+              <w:t xml:space="preserve">1.03 Lecture </w:t>
+            </w:r>
+            <w:r>
+              <w:t xml:space="preserve">– </w:t>
+            </w:r>
+            <w:r>
+              <w:t>Hydrodynamics Modeling</w:t>
             </w:r>
           </w:p>
         </w:tc>
@@ -701,7 +935,7 @@
           </w:tcPr>
           <w:p>
             <w:r>
-              <w:t>11:10</w:t>
+              <w:t>10:40</w:t>
             </w:r>
           </w:p>
         </w:tc>
@@ -713,7 +947,10 @@
           </w:tcPr>
           <w:p>
             <w:r>
-              <w:t>11:40</w:t>
+              <w:t>11:</w:t>
+            </w:r>
+            <w:r>
+              <w:t>10</w:t>
             </w:r>
           </w:p>
         </w:tc>
@@ -725,7 +962,13 @@
           </w:tcPr>
           <w:p>
             <w:r>
-              <w:t>1.04 Lecture - Water Temperature Modeling</w:t>
+              <w:t xml:space="preserve">1.04 Lecture </w:t>
+            </w:r>
+            <w:r>
+              <w:t xml:space="preserve">– </w:t>
+            </w:r>
+            <w:r>
+              <w:t>Water Temperature Modeling</w:t>
             </w:r>
           </w:p>
         </w:tc>
@@ -738,6 +981,80 @@
           <w:p>
             <w:r>
               <w:t>Todd</w:t>
+            </w:r>
+          </w:p>
+        </w:tc>
+      </w:tr>
+      <w:tr>
+        <w:trPr>
+          <w:trHeight w:val="547"/>
+        </w:trPr>
+        <w:tc>
+          <w:tcPr>
+            <w:tcW w:w="898" w:type="dxa"/>
+            <w:shd w:val="clear" w:color="auto" w:fill="D0CECE" w:themeFill="background2" w:themeFillShade="E6"/>
+            <w:hideMark/>
+          </w:tcPr>
+          <w:p>
+            <w:r>
+              <w:t>1</w:t>
+            </w:r>
+            <w:r>
+              <w:t>1</w:t>
+            </w:r>
+            <w:r>
+              <w:t>:</w:t>
+            </w:r>
+            <w:r>
+              <w:t>1</w:t>
+            </w:r>
+            <w:r>
+              <w:t>0</w:t>
+            </w:r>
+          </w:p>
+        </w:tc>
+        <w:tc>
+          <w:tcPr>
+            <w:tcW w:w="898" w:type="dxa"/>
+            <w:shd w:val="clear" w:color="auto" w:fill="D0CECE" w:themeFill="background2" w:themeFillShade="E6"/>
+            <w:hideMark/>
+          </w:tcPr>
+          <w:p>
+            <w:r>
+              <w:t>1</w:t>
+            </w:r>
+            <w:r>
+              <w:t>1:40</w:t>
+            </w:r>
+          </w:p>
+        </w:tc>
+        <w:tc>
+          <w:tcPr>
+            <w:tcW w:w="5765" w:type="dxa"/>
+            <w:shd w:val="clear" w:color="auto" w:fill="BDD6EE" w:themeFill="accent5" w:themeFillTint="66"/>
+            <w:hideMark/>
+          </w:tcPr>
+          <w:p>
+            <w:r>
+              <w:t xml:space="preserve">1.05 Lecture </w:t>
+            </w:r>
+            <w:r>
+              <w:t xml:space="preserve">– </w:t>
+            </w:r>
+            <w:r>
+              <w:t>Water Quality Modeling</w:t>
+            </w:r>
+          </w:p>
+        </w:tc>
+        <w:tc>
+          <w:tcPr>
+            <w:tcW w:w="1350" w:type="dxa"/>
+            <w:shd w:val="clear" w:color="auto" w:fill="BDD6EE" w:themeFill="accent5" w:themeFillTint="66"/>
+            <w:hideMark/>
+          </w:tcPr>
+          <w:p>
+            <w:r>
+              <w:t>Hailie</w:t>
             </w:r>
           </w:p>
         </w:tc>
@@ -753,7 +1070,10 @@
           </w:tcPr>
           <w:p>
             <w:r>
-              <w:t>11:40</w:t>
+              <w:t>11:</w:t>
+            </w:r>
+            <w:r>
+              <w:t>40</w:t>
             </w:r>
           </w:p>
         </w:tc>
@@ -778,59 +1098,6 @@
           <w:p>
             <w:r>
               <w:t xml:space="preserve"> LUNCH</w:t>
-            </w:r>
-          </w:p>
-        </w:tc>
-      </w:tr>
-      <w:tr>
-        <w:trPr>
-          <w:trHeight w:val="547"/>
-        </w:trPr>
-        <w:tc>
-          <w:tcPr>
-            <w:tcW w:w="898" w:type="dxa"/>
-            <w:shd w:val="clear" w:color="auto" w:fill="D0CECE" w:themeFill="background2" w:themeFillShade="E6"/>
-            <w:hideMark/>
-          </w:tcPr>
-          <w:p>
-            <w:r>
-              <w:t>13:00</w:t>
-            </w:r>
-          </w:p>
-        </w:tc>
-        <w:tc>
-          <w:tcPr>
-            <w:tcW w:w="898" w:type="dxa"/>
-            <w:shd w:val="clear" w:color="auto" w:fill="D0CECE" w:themeFill="background2" w:themeFillShade="E6"/>
-            <w:hideMark/>
-          </w:tcPr>
-          <w:p>
-            <w:r>
-              <w:t>13:30</w:t>
-            </w:r>
-          </w:p>
-        </w:tc>
-        <w:tc>
-          <w:tcPr>
-            <w:tcW w:w="5765" w:type="dxa"/>
-            <w:shd w:val="clear" w:color="auto" w:fill="BDD6EE" w:themeFill="accent5" w:themeFillTint="66"/>
-            <w:hideMark/>
-          </w:tcPr>
-          <w:p>
-            <w:r>
-              <w:t>1.05 Lecture - Water Quality Modeling</w:t>
-            </w:r>
-          </w:p>
-        </w:tc>
-        <w:tc>
-          <w:tcPr>
-            <w:tcW w:w="1350" w:type="dxa"/>
-            <w:shd w:val="clear" w:color="auto" w:fill="BDD6EE" w:themeFill="accent5" w:themeFillTint="66"/>
-            <w:hideMark/>
-          </w:tcPr>
-          <w:p>
-            <w:r>
-              <w:t>Hailie</w:t>
             </w:r>
           </w:p>
         </w:tc>
@@ -847,7 +1114,10 @@
           </w:tcPr>
           <w:p>
             <w:r>
-              <w:t>13:30</w:t>
+              <w:t>13:</w:t>
+            </w:r>
+            <w:r>
+              <w:t>00</w:t>
             </w:r>
           </w:p>
         </w:tc>
@@ -859,7 +1129,10 @@
           </w:tcPr>
           <w:p>
             <w:r>
-              <w:t>14:00</w:t>
+              <w:t>1</w:t>
+            </w:r>
+            <w:r>
+              <w:t>3:30</w:t>
             </w:r>
           </w:p>
         </w:tc>
@@ -871,7 +1144,13 @@
           </w:tcPr>
           <w:p>
             <w:r>
-              <w:t>1.06 Lecture - Model Setup I</w:t>
+              <w:t xml:space="preserve">1.06 Lecture </w:t>
+            </w:r>
+            <w:r>
+              <w:t xml:space="preserve">– </w:t>
+            </w:r>
+            <w:r>
+              <w:t>Model Setup I</w:t>
             </w:r>
           </w:p>
         </w:tc>
@@ -899,7 +1178,10 @@
           </w:tcPr>
           <w:p>
             <w:r>
-              <w:t>14:00</w:t>
+              <w:t>1</w:t>
+            </w:r>
+            <w:r>
+              <w:t>3:30</w:t>
             </w:r>
           </w:p>
         </w:tc>
@@ -910,7 +1192,10 @@
           </w:tcPr>
           <w:p>
             <w:r>
-              <w:t>14:10</w:t>
+              <w:t>1</w:t>
+            </w:r>
+            <w:r>
+              <w:t>3:50</w:t>
             </w:r>
           </w:p>
         </w:tc>
@@ -940,7 +1225,10 @@
           </w:tcPr>
           <w:p>
             <w:r>
-              <w:t>14:10</w:t>
+              <w:t>1</w:t>
+            </w:r>
+            <w:r>
+              <w:t>3:50</w:t>
             </w:r>
           </w:p>
         </w:tc>
@@ -952,7 +1240,10 @@
           </w:tcPr>
           <w:p>
             <w:r>
-              <w:t>14:40</w:t>
+              <w:t>14:</w:t>
+            </w:r>
+            <w:r>
+              <w:t>10</w:t>
             </w:r>
           </w:p>
         </w:tc>
@@ -964,7 +1255,13 @@
           </w:tcPr>
           <w:p>
             <w:r>
-              <w:t>1.07 Workshop - Model Setup I</w:t>
+              <w:t xml:space="preserve">1.07 Workshop </w:t>
+            </w:r>
+            <w:r>
+              <w:t xml:space="preserve">– </w:t>
+            </w:r>
+            <w:r>
+              <w:t>Model Setup I</w:t>
             </w:r>
           </w:p>
         </w:tc>
@@ -993,7 +1290,10 @@
           </w:tcPr>
           <w:p>
             <w:r>
-              <w:t>14:40</w:t>
+              <w:t>14:</w:t>
+            </w:r>
+            <w:r>
+              <w:t>10</w:t>
             </w:r>
           </w:p>
         </w:tc>
@@ -1017,7 +1317,13 @@
           </w:tcPr>
           <w:p>
             <w:r>
-              <w:t>1.08 Lecture - Model Grid</w:t>
+              <w:t xml:space="preserve">1.08 Lecture </w:t>
+            </w:r>
+            <w:r>
+              <w:t>–</w:t>
+            </w:r>
+            <w:r>
+              <w:t xml:space="preserve"> Model Grid</w:t>
             </w:r>
           </w:p>
         </w:tc>
@@ -1045,7 +1351,10 @@
           </w:tcPr>
           <w:p>
             <w:r>
-              <w:t>15:10</w:t>
+              <w:t>1</w:t>
+            </w:r>
+            <w:r>
+              <w:t>4:40</w:t>
             </w:r>
           </w:p>
         </w:tc>
@@ -1056,7 +1365,10 @@
           </w:tcPr>
           <w:p>
             <w:r>
-              <w:t>15:20</w:t>
+              <w:t>1</w:t>
+            </w:r>
+            <w:r>
+              <w:t>4:50</w:t>
             </w:r>
           </w:p>
         </w:tc>
@@ -1086,7 +1398,10 @@
           </w:tcPr>
           <w:p>
             <w:r>
-              <w:t>15:20</w:t>
+              <w:t>1</w:t>
+            </w:r>
+            <w:r>
+              <w:t>4:50</w:t>
             </w:r>
           </w:p>
         </w:tc>
@@ -1098,7 +1413,10 @@
           </w:tcPr>
           <w:p>
             <w:r>
-              <w:t>15:50</w:t>
+              <w:t>15:</w:t>
+            </w:r>
+            <w:r>
+              <w:t>20</w:t>
             </w:r>
           </w:p>
         </w:tc>
@@ -1110,7 +1428,13 @@
           </w:tcPr>
           <w:p>
             <w:r>
-              <w:t>1.09 Workshop - Model Grid</w:t>
+              <w:t xml:space="preserve">1.09 Workshop </w:t>
+            </w:r>
+            <w:r>
+              <w:t>–</w:t>
+            </w:r>
+            <w:r>
+              <w:t xml:space="preserve"> Model Grid</w:t>
             </w:r>
           </w:p>
         </w:tc>
@@ -1139,7 +1463,10 @@
           </w:tcPr>
           <w:p>
             <w:r>
-              <w:t>15:50</w:t>
+              <w:t>15:</w:t>
+            </w:r>
+            <w:r>
+              <w:t>20</w:t>
             </w:r>
           </w:p>
         </w:tc>
@@ -1151,7 +1478,10 @@
           </w:tcPr>
           <w:p>
             <w:r>
-              <w:t>16:20</w:t>
+              <w:t>1</w:t>
+            </w:r>
+            <w:r>
+              <w:t>5:50</w:t>
             </w:r>
           </w:p>
         </w:tc>
@@ -1163,7 +1493,13 @@
           </w:tcPr>
           <w:p>
             <w:r>
-              <w:t>1.10 Lecture - Model Output</w:t>
+              <w:t xml:space="preserve">1.10 Lecture </w:t>
+            </w:r>
+            <w:r>
+              <w:t>–</w:t>
+            </w:r>
+            <w:r>
+              <w:t xml:space="preserve"> Model Output</w:t>
             </w:r>
           </w:p>
         </w:tc>
@@ -1192,7 +1528,10 @@
           </w:tcPr>
           <w:p>
             <w:r>
-              <w:t>16:20</w:t>
+              <w:t>1</w:t>
+            </w:r>
+            <w:r>
+              <w:t>5:50</w:t>
             </w:r>
           </w:p>
         </w:tc>
@@ -1204,7 +1543,7 @@
           </w:tcPr>
           <w:p>
             <w:r>
-              <w:t>17:00</w:t>
+              <w:t>16:00</w:t>
             </w:r>
           </w:p>
         </w:tc>
@@ -1226,16 +1565,16 @@
             <w:shd w:val="clear" w:color="auto" w:fill="A8D08D" w:themeFill="accent6" w:themeFillTint="99"/>
             <w:hideMark/>
           </w:tcPr>
-          <w:p>
-            <w:r>
-              <w:t>All</w:t>
-            </w:r>
-          </w:p>
+          <w:p/>
         </w:tc>
       </w:tr>
     </w:tbl>
     <w:p/>
-    <w:p/>
+    <w:p>
+      <w:r>
+        <w:br w:type="page"/>
+      </w:r>
+    </w:p>
     <w:tbl>
       <w:tblPr>
         <w:tblStyle w:val="TableGrid"/>
@@ -1443,7 +1782,13 @@
           </w:tcPr>
           <w:p>
             <w:r>
-              <w:t>9:00</w:t>
+              <w:t>8</w:t>
+            </w:r>
+            <w:r>
+              <w:t>:</w:t>
+            </w:r>
+            <w:r>
+              <w:t>30</w:t>
             </w:r>
           </w:p>
         </w:tc>
@@ -1455,7 +1800,10 @@
           </w:tcPr>
           <w:p>
             <w:r>
-              <w:t>9:30</w:t>
+              <w:t>9:</w:t>
+            </w:r>
+            <w:r>
+              <w:t>00</w:t>
             </w:r>
           </w:p>
         </w:tc>
@@ -1467,7 +1815,13 @@
           </w:tcPr>
           <w:p>
             <w:r>
-              <w:t>2.01 Lecture - Model Setup II</w:t>
+              <w:t xml:space="preserve">2.01 Lecture </w:t>
+            </w:r>
+            <w:r>
+              <w:t>–</w:t>
+            </w:r>
+            <w:r>
+              <w:t xml:space="preserve"> Model Setup II</w:t>
             </w:r>
           </w:p>
         </w:tc>
@@ -1496,7 +1850,10 @@
           </w:tcPr>
           <w:p>
             <w:r>
-              <w:t>9:30</w:t>
+              <w:t>9:</w:t>
+            </w:r>
+            <w:r>
+              <w:t>00</w:t>
             </w:r>
           </w:p>
         </w:tc>
@@ -1508,7 +1865,10 @@
           </w:tcPr>
           <w:p>
             <w:r>
-              <w:t>10:30</w:t>
+              <w:t>10:</w:t>
+            </w:r>
+            <w:r>
+              <w:t>00</w:t>
             </w:r>
           </w:p>
         </w:tc>
@@ -1520,7 +1880,13 @@
           </w:tcPr>
           <w:p>
             <w:r>
-              <w:t>2.02 Workshop - Model Setup II</w:t>
+              <w:t xml:space="preserve">2.02 Workshop </w:t>
+            </w:r>
+            <w:r>
+              <w:t>–</w:t>
+            </w:r>
+            <w:r>
+              <w:t xml:space="preserve"> Model Setup II</w:t>
             </w:r>
           </w:p>
         </w:tc>
@@ -1548,7 +1914,10 @@
           </w:tcPr>
           <w:p>
             <w:r>
-              <w:t>10:30</w:t>
+              <w:t>10:</w:t>
+            </w:r>
+            <w:r>
+              <w:t>00</w:t>
             </w:r>
           </w:p>
         </w:tc>
@@ -1559,7 +1928,10 @@
           </w:tcPr>
           <w:p>
             <w:r>
-              <w:t>10:40</w:t>
+              <w:t>10:</w:t>
+            </w:r>
+            <w:r>
+              <w:t>10</w:t>
             </w:r>
           </w:p>
         </w:tc>
@@ -1589,7 +1961,10 @@
           </w:tcPr>
           <w:p>
             <w:r>
-              <w:t>10:40</w:t>
+              <w:t>10:</w:t>
+            </w:r>
+            <w:r>
+              <w:t>10</w:t>
             </w:r>
           </w:p>
         </w:tc>
@@ -1601,7 +1976,10 @@
           </w:tcPr>
           <w:p>
             <w:r>
-              <w:t>11:10</w:t>
+              <w:t>1</w:t>
+            </w:r>
+            <w:r>
+              <w:t>0:40</w:t>
             </w:r>
           </w:p>
         </w:tc>
@@ -1613,7 +1991,13 @@
           </w:tcPr>
           <w:p>
             <w:r>
-              <w:t>2.03 Lecture - Water Temperature</w:t>
+              <w:t xml:space="preserve">2.03 Lecture </w:t>
+            </w:r>
+            <w:r>
+              <w:t>–</w:t>
+            </w:r>
+            <w:r>
+              <w:t xml:space="preserve"> Water Temperature</w:t>
             </w:r>
           </w:p>
         </w:tc>
@@ -1642,7 +2026,10 @@
           </w:tcPr>
           <w:p>
             <w:r>
-              <w:t>11:10</w:t>
+              <w:t>1</w:t>
+            </w:r>
+            <w:r>
+              <w:t>0:40</w:t>
             </w:r>
           </w:p>
         </w:tc>
@@ -1654,7 +2041,10 @@
           </w:tcPr>
           <w:p>
             <w:r>
-              <w:t>11:40</w:t>
+              <w:t>11:</w:t>
+            </w:r>
+            <w:r>
+              <w:t>10</w:t>
             </w:r>
           </w:p>
         </w:tc>
@@ -1666,7 +2056,13 @@
           </w:tcPr>
           <w:p>
             <w:r>
-              <w:t>2.04 Workshop - Water Temperature</w:t>
+              <w:t xml:space="preserve">2.04 Workshop </w:t>
+            </w:r>
+            <w:r>
+              <w:t>–</w:t>
+            </w:r>
+            <w:r>
+              <w:t xml:space="preserve"> Water Temperature</w:t>
             </w:r>
           </w:p>
         </w:tc>
@@ -1679,6 +2075,71 @@
           <w:p>
             <w:r>
               <w:t>Todd</w:t>
+            </w:r>
+          </w:p>
+        </w:tc>
+      </w:tr>
+      <w:tr>
+        <w:trPr>
+          <w:trHeight w:val="530"/>
+        </w:trPr>
+        <w:tc>
+          <w:tcPr>
+            <w:tcW w:w="1025" w:type="dxa"/>
+            <w:shd w:val="clear" w:color="auto" w:fill="D0CECE" w:themeFill="background2" w:themeFillShade="E6"/>
+            <w:hideMark/>
+          </w:tcPr>
+          <w:p>
+            <w:r>
+              <w:t>1</w:t>
+            </w:r>
+            <w:r>
+              <w:t>1:10</w:t>
+            </w:r>
+          </w:p>
+        </w:tc>
+        <w:tc>
+          <w:tcPr>
+            <w:tcW w:w="1235" w:type="dxa"/>
+            <w:shd w:val="clear" w:color="auto" w:fill="D0CECE" w:themeFill="background2" w:themeFillShade="E6"/>
+            <w:hideMark/>
+          </w:tcPr>
+          <w:p>
+            <w:r>
+              <w:t>1</w:t>
+            </w:r>
+            <w:r>
+              <w:t>1:40</w:t>
+            </w:r>
+          </w:p>
+        </w:tc>
+        <w:tc>
+          <w:tcPr>
+            <w:tcW w:w="5895" w:type="dxa"/>
+            <w:shd w:val="clear" w:color="auto" w:fill="BDD6EE" w:themeFill="accent5" w:themeFillTint="66"/>
+            <w:hideMark/>
+          </w:tcPr>
+          <w:p>
+            <w:r>
+              <w:t xml:space="preserve">2.05 Lecture </w:t>
+            </w:r>
+            <w:r>
+              <w:t>–</w:t>
+            </w:r>
+            <w:r>
+              <w:t xml:space="preserve"> Dissolved Oxygen</w:t>
+            </w:r>
+          </w:p>
+        </w:tc>
+        <w:tc>
+          <w:tcPr>
+            <w:tcW w:w="1290" w:type="dxa"/>
+            <w:shd w:val="clear" w:color="auto" w:fill="BDD6EE" w:themeFill="accent5" w:themeFillTint="66"/>
+            <w:hideMark/>
+          </w:tcPr>
+          <w:p>
+            <w:r>
+              <w:t>Hailie</w:t>
             </w:r>
           </w:p>
         </w:tc>
@@ -1703,10 +2164,7 @@
               <w:t>:</w:t>
             </w:r>
             <w:r>
-              <w:t>4</w:t>
-            </w:r>
-            <w:r>
-              <w:t>0</w:t>
+              <w:t>40</w:t>
             </w:r>
           </w:p>
         </w:tc>
@@ -1717,13 +2175,7 @@
           </w:tcPr>
           <w:p>
             <w:r>
-              <w:t>13</w:t>
-            </w:r>
-            <w:r>
-              <w:t>:</w:t>
-            </w:r>
-            <w:r>
-              <w:t>00</w:t>
+              <w:t>13:00</w:t>
             </w:r>
           </w:p>
         </w:tc>
@@ -1753,34 +2205,90 @@
           </w:tcPr>
           <w:p>
             <w:r>
+              <w:t>13:</w:t>
+            </w:r>
+            <w:r>
+              <w:t>00</w:t>
+            </w:r>
+          </w:p>
+        </w:tc>
+        <w:tc>
+          <w:tcPr>
+            <w:tcW w:w="1235" w:type="dxa"/>
+            <w:shd w:val="clear" w:color="auto" w:fill="D0CECE" w:themeFill="background2" w:themeFillShade="E6"/>
+            <w:hideMark/>
+          </w:tcPr>
+          <w:p>
+            <w:r>
               <w:t>1</w:t>
             </w:r>
             <w:r>
-              <w:t>3</w:t>
-            </w:r>
-            <w:r>
-              <w:t>:</w:t>
+              <w:t>3:30</w:t>
+            </w:r>
+          </w:p>
+        </w:tc>
+        <w:tc>
+          <w:tcPr>
+            <w:tcW w:w="5895" w:type="dxa"/>
+            <w:shd w:val="clear" w:color="auto" w:fill="BA8FFF"/>
+            <w:hideMark/>
+          </w:tcPr>
+          <w:p>
+            <w:r>
+              <w:t xml:space="preserve">2.06 Workshop </w:t>
+            </w:r>
+            <w:r>
+              <w:t>–</w:t>
+            </w:r>
+            <w:r>
+              <w:t xml:space="preserve"> Dissolved Oxygen</w:t>
+            </w:r>
+          </w:p>
+        </w:tc>
+        <w:tc>
+          <w:tcPr>
+            <w:tcW w:w="1290" w:type="dxa"/>
+            <w:shd w:val="clear" w:color="auto" w:fill="BA8FFF"/>
+            <w:hideMark/>
+          </w:tcPr>
+          <w:p>
+            <w:r>
+              <w:t>Hailie</w:t>
+            </w:r>
+          </w:p>
+        </w:tc>
+      </w:tr>
+      <w:tr>
+        <w:trPr>
+          <w:trHeight w:val="539"/>
+        </w:trPr>
+        <w:tc>
+          <w:tcPr>
+            <w:tcW w:w="1025" w:type="dxa"/>
+            <w:shd w:val="clear" w:color="auto" w:fill="D0CECE" w:themeFill="background2" w:themeFillShade="E6"/>
+            <w:hideMark/>
+          </w:tcPr>
+          <w:p>
+            <w:r>
+              <w:t>1</w:t>
+            </w:r>
+            <w:r>
+              <w:t>3:30</w:t>
+            </w:r>
+          </w:p>
+        </w:tc>
+        <w:tc>
+          <w:tcPr>
+            <w:tcW w:w="1235" w:type="dxa"/>
+            <w:shd w:val="clear" w:color="auto" w:fill="D0CECE" w:themeFill="background2" w:themeFillShade="E6"/>
+            <w:hideMark/>
+          </w:tcPr>
+          <w:p>
+            <w:r>
+              <w:t>14:</w:t>
             </w:r>
             <w:r>
               <w:t>00</w:t>
-            </w:r>
-          </w:p>
-        </w:tc>
-        <w:tc>
-          <w:tcPr>
-            <w:tcW w:w="1235" w:type="dxa"/>
-            <w:shd w:val="clear" w:color="auto" w:fill="D0CECE" w:themeFill="background2" w:themeFillShade="E6"/>
-            <w:hideMark/>
-          </w:tcPr>
-          <w:p>
-            <w:r>
-              <w:t>13:</w:t>
-            </w:r>
-            <w:r>
-              <w:t>3</w:t>
-            </w:r>
-            <w:r>
-              <w:t>0</w:t>
             </w:r>
           </w:p>
         </w:tc>
@@ -1792,7 +2300,19 @@
           </w:tcPr>
           <w:p>
             <w:r>
-              <w:t>2.05 Lecture - Dissolved Oxygen</w:t>
+              <w:t>2.0</w:t>
+            </w:r>
+            <w:r>
+              <w:t>7</w:t>
+            </w:r>
+            <w:r>
+              <w:t xml:space="preserve"> Lecture </w:t>
+            </w:r>
+            <w:r>
+              <w:t>–</w:t>
+            </w:r>
+            <w:r>
+              <w:t xml:space="preserve"> Model Utilities</w:t>
             </w:r>
           </w:p>
         </w:tc>
@@ -1804,7 +2324,56 @@
           </w:tcPr>
           <w:p>
             <w:r>
-              <w:t>Hailie</w:t>
+              <w:t>Todd</w:t>
+            </w:r>
+          </w:p>
+        </w:tc>
+      </w:tr>
+      <w:tr>
+        <w:trPr>
+          <w:trHeight w:val="521"/>
+        </w:trPr>
+        <w:tc>
+          <w:tcPr>
+            <w:tcW w:w="1025" w:type="dxa"/>
+            <w:hideMark/>
+          </w:tcPr>
+          <w:p>
+            <w:r>
+              <w:t>14:</w:t>
+            </w:r>
+            <w:r>
+              <w:t>00</w:t>
+            </w:r>
+          </w:p>
+        </w:tc>
+        <w:tc>
+          <w:tcPr>
+            <w:tcW w:w="1235" w:type="dxa"/>
+            <w:hideMark/>
+          </w:tcPr>
+          <w:p>
+            <w:r>
+              <w:t>1</w:t>
+            </w:r>
+            <w:r>
+              <w:t>4:</w:t>
+            </w:r>
+            <w:r>
+              <w:t>10</w:t>
+            </w:r>
+          </w:p>
+        </w:tc>
+        <w:tc>
+          <w:tcPr>
+            <w:tcW w:w="7185" w:type="dxa"/>
+            <w:gridSpan w:val="2"/>
+            <w:shd w:val="clear" w:color="auto" w:fill="FFD966" w:themeFill="accent4" w:themeFillTint="99"/>
+            <w:hideMark/>
+          </w:tcPr>
+          <w:p>
+            <w:r>
+              <w:t>-- BREAK --</w:t>
             </w:r>
           </w:p>
         </w:tc>
@@ -1821,7 +2390,16 @@
           </w:tcPr>
           <w:p>
             <w:r>
-              <w:t>13:30</w:t>
+              <w:t>1</w:t>
+            </w:r>
+            <w:r>
+              <w:t>4</w:t>
+            </w:r>
+            <w:r>
+              <w:t>:</w:t>
+            </w:r>
+            <w:r>
+              <w:t>10</w:t>
             </w:r>
           </w:p>
         </w:tc>
@@ -1833,31 +2411,46 @@
           </w:tcPr>
           <w:p>
             <w:r>
-              <w:t>14:00</w:t>
+              <w:t>1</w:t>
+            </w:r>
+            <w:r>
+              <w:t>4:40</w:t>
             </w:r>
           </w:p>
         </w:tc>
         <w:tc>
           <w:tcPr>
             <w:tcW w:w="5895" w:type="dxa"/>
-            <w:shd w:val="clear" w:color="auto" w:fill="BA8FFF"/>
-            <w:hideMark/>
-          </w:tcPr>
-          <w:p>
-            <w:r>
-              <w:t>2.06 Workshop - Dissolved Oxygen</w:t>
+            <w:shd w:val="clear" w:color="auto" w:fill="BDD6EE" w:themeFill="accent5" w:themeFillTint="66"/>
+            <w:hideMark/>
+          </w:tcPr>
+          <w:p>
+            <w:r>
+              <w:t>2.</w:t>
+            </w:r>
+            <w:r>
+              <w:t>08</w:t>
+            </w:r>
+            <w:r>
+              <w:t xml:space="preserve"> Lecture </w:t>
+            </w:r>
+            <w:r>
+              <w:t>–</w:t>
+            </w:r>
+            <w:r>
+              <w:t xml:space="preserve"> Calibration &amp; Validation</w:t>
             </w:r>
           </w:p>
         </w:tc>
         <w:tc>
           <w:tcPr>
             <w:tcW w:w="1290" w:type="dxa"/>
-            <w:shd w:val="clear" w:color="auto" w:fill="BA8FFF"/>
-            <w:hideMark/>
-          </w:tcPr>
-          <w:p>
-            <w:r>
-              <w:t>Hailie</w:t>
+            <w:shd w:val="clear" w:color="auto" w:fill="BDD6EE" w:themeFill="accent5" w:themeFillTint="66"/>
+            <w:hideMark/>
+          </w:tcPr>
+          <w:p>
+            <w:r>
+              <w:t>Todd</w:t>
             </w:r>
           </w:p>
         </w:tc>
@@ -1874,7 +2467,10 @@
           </w:tcPr>
           <w:p>
             <w:r>
-              <w:t>14:00</w:t>
+              <w:t>1</w:t>
+            </w:r>
+            <w:r>
+              <w:t>4:40</w:t>
             </w:r>
           </w:p>
         </w:tc>
@@ -1886,78 +2482,13 @@
           </w:tcPr>
           <w:p>
             <w:r>
-              <w:t>14:</w:t>
-            </w:r>
-            <w:r>
-              <w:t>20</w:t>
-            </w:r>
-          </w:p>
-        </w:tc>
-        <w:tc>
-          <w:tcPr>
-            <w:tcW w:w="5895" w:type="dxa"/>
-            <w:shd w:val="clear" w:color="auto" w:fill="BDD6EE" w:themeFill="accent5" w:themeFillTint="66"/>
-            <w:hideMark/>
-          </w:tcPr>
-          <w:p>
-            <w:r>
-              <w:t xml:space="preserve">2.07 Lecture </w:t>
-            </w:r>
-            <w:r>
-              <w:t>–</w:t>
-            </w:r>
-            <w:r>
-              <w:t xml:space="preserve"> </w:t>
-            </w:r>
-            <w:r>
-              <w:t>Harmful Algal Bloom Modeling</w:t>
-            </w:r>
-          </w:p>
-        </w:tc>
-        <w:tc>
-          <w:tcPr>
-            <w:tcW w:w="1290" w:type="dxa"/>
-            <w:shd w:val="clear" w:color="auto" w:fill="BDD6EE" w:themeFill="accent5" w:themeFillTint="66"/>
-            <w:hideMark/>
-          </w:tcPr>
-          <w:p>
-            <w:r>
-              <w:t>Todd</w:t>
-            </w:r>
-          </w:p>
-        </w:tc>
-      </w:tr>
-      <w:tr>
-        <w:trPr>
-          <w:trHeight w:val="521"/>
-        </w:trPr>
-        <w:tc>
-          <w:tcPr>
-            <w:tcW w:w="1025" w:type="dxa"/>
-            <w:shd w:val="clear" w:color="auto" w:fill="D0CECE" w:themeFill="background2" w:themeFillShade="E6"/>
-            <w:hideMark/>
-          </w:tcPr>
-          <w:p>
-            <w:r>
-              <w:t>14:</w:t>
-            </w:r>
-            <w:r>
-              <w:t>20</w:t>
-            </w:r>
-          </w:p>
-        </w:tc>
-        <w:tc>
-          <w:tcPr>
-            <w:tcW w:w="1235" w:type="dxa"/>
-            <w:shd w:val="clear" w:color="auto" w:fill="D0CECE" w:themeFill="background2" w:themeFillShade="E6"/>
-            <w:hideMark/>
-          </w:tcPr>
-          <w:p>
-            <w:r>
-              <w:t>14:</w:t>
-            </w:r>
-            <w:r>
-              <w:t>50</w:t>
+              <w:t>1</w:t>
+            </w:r>
+            <w:r>
+              <w:t>5:</w:t>
+            </w:r>
+            <w:r>
+              <w:t>10</w:t>
             </w:r>
           </w:p>
         </w:tc>
@@ -1969,16 +2500,19 @@
           </w:tcPr>
           <w:p>
             <w:r>
-              <w:t xml:space="preserve">2.08 Workshop </w:t>
+              <w:t>2.</w:t>
+            </w:r>
+            <w:r>
+              <w:t>09</w:t>
+            </w:r>
+            <w:r>
+              <w:t xml:space="preserve"> Workshop </w:t>
             </w:r>
             <w:r>
               <w:t>–</w:t>
             </w:r>
             <w:r>
-              <w:t xml:space="preserve"> </w:t>
-            </w:r>
-            <w:r>
-              <w:t>Harmful Algal Bloom Modeling</w:t>
+              <w:t xml:space="preserve"> Calibration &amp; Validation</w:t>
             </w:r>
           </w:p>
         </w:tc>
@@ -1990,103 +2524,7 @@
           </w:tcPr>
           <w:p>
             <w:r>
-              <w:t>Todd</w:t>
-            </w:r>
-          </w:p>
-        </w:tc>
-      </w:tr>
-      <w:tr>
-        <w:trPr>
-          <w:trHeight w:val="521"/>
-        </w:trPr>
-        <w:tc>
-          <w:tcPr>
-            <w:tcW w:w="1025" w:type="dxa"/>
-            <w:hideMark/>
-          </w:tcPr>
-          <w:p>
-            <w:r>
-              <w:t>14:</w:t>
-            </w:r>
-            <w:r>
-              <w:t>50</w:t>
-            </w:r>
-          </w:p>
-        </w:tc>
-        <w:tc>
-          <w:tcPr>
-            <w:tcW w:w="1235" w:type="dxa"/>
-            <w:hideMark/>
-          </w:tcPr>
-          <w:p>
-            <w:r>
-              <w:t>15:10</w:t>
-            </w:r>
-          </w:p>
-        </w:tc>
-        <w:tc>
-          <w:tcPr>
-            <w:tcW w:w="7185" w:type="dxa"/>
-            <w:gridSpan w:val="2"/>
-            <w:shd w:val="clear" w:color="auto" w:fill="FFD966" w:themeFill="accent4" w:themeFillTint="99"/>
-            <w:hideMark/>
-          </w:tcPr>
-          <w:p>
-            <w:r>
-              <w:t>-- BREAK --</w:t>
-            </w:r>
-          </w:p>
-        </w:tc>
-      </w:tr>
-      <w:tr>
-        <w:trPr>
-          <w:trHeight w:val="539"/>
-        </w:trPr>
-        <w:tc>
-          <w:tcPr>
-            <w:tcW w:w="1025" w:type="dxa"/>
-            <w:shd w:val="clear" w:color="auto" w:fill="D0CECE" w:themeFill="background2" w:themeFillShade="E6"/>
-            <w:hideMark/>
-          </w:tcPr>
-          <w:p>
-            <w:r>
-              <w:t>15:10</w:t>
-            </w:r>
-          </w:p>
-        </w:tc>
-        <w:tc>
-          <w:tcPr>
-            <w:tcW w:w="1235" w:type="dxa"/>
-            <w:shd w:val="clear" w:color="auto" w:fill="D0CECE" w:themeFill="background2" w:themeFillShade="E6"/>
-            <w:hideMark/>
-          </w:tcPr>
-          <w:p>
-            <w:r>
-              <w:t>15:20</w:t>
-            </w:r>
-          </w:p>
-        </w:tc>
-        <w:tc>
-          <w:tcPr>
-            <w:tcW w:w="5895" w:type="dxa"/>
-            <w:shd w:val="clear" w:color="auto" w:fill="BDD6EE" w:themeFill="accent5" w:themeFillTint="66"/>
-            <w:hideMark/>
-          </w:tcPr>
-          <w:p>
-            <w:r>
-              <w:t>2.09 Lecture - Model Utilities</w:t>
-            </w:r>
-          </w:p>
-        </w:tc>
-        <w:tc>
-          <w:tcPr>
-            <w:tcW w:w="1290" w:type="dxa"/>
-            <w:shd w:val="clear" w:color="auto" w:fill="BDD6EE" w:themeFill="accent5" w:themeFillTint="66"/>
-            <w:hideMark/>
-          </w:tcPr>
-          <w:p>
-            <w:r>
-              <w:t>Todd</w:t>
+              <w:t>Hailie</w:t>
             </w:r>
           </w:p>
         </w:tc>
@@ -2103,7 +2541,10 @@
           </w:tcPr>
           <w:p>
             <w:r>
-              <w:t>15:20</w:t>
+              <w:t>15:</w:t>
+            </w:r>
+            <w:r>
+              <w:t>10</w:t>
             </w:r>
           </w:p>
         </w:tc>
@@ -2115,7 +2556,10 @@
           </w:tcPr>
           <w:p>
             <w:r>
-              <w:t>15:50</w:t>
+              <w:t>1</w:t>
+            </w:r>
+            <w:r>
+              <w:t>5:30</w:t>
             </w:r>
           </w:p>
         </w:tc>
@@ -2127,7 +2571,22 @@
           </w:tcPr>
           <w:p>
             <w:r>
-              <w:t>2.10 Lecture - Calibration &amp; Validation</w:t>
+              <w:t>2.</w:t>
+            </w:r>
+            <w:r>
+              <w:t>10</w:t>
+            </w:r>
+            <w:r>
+              <w:t xml:space="preserve"> Lecture </w:t>
+            </w:r>
+            <w:r>
+              <w:t>–</w:t>
+            </w:r>
+            <w:r>
+              <w:t xml:space="preserve"> </w:t>
+            </w:r>
+            <w:r>
+              <w:t>Special Topics</w:t>
             </w:r>
           </w:p>
         </w:tc>
@@ -2156,7 +2615,13 @@
           </w:tcPr>
           <w:p>
             <w:r>
-              <w:t>15:50</w:t>
+              <w:t>1</w:t>
+            </w:r>
+            <w:r>
+              <w:t>5:</w:t>
+            </w:r>
+            <w:r>
+              <w:t>30</w:t>
             </w:r>
           </w:p>
         </w:tc>
@@ -2168,66 +2633,10 @@
           </w:tcPr>
           <w:p>
             <w:r>
-              <w:t>16:</w:t>
-            </w:r>
-            <w:r>
-              <w:t>30</w:t>
-            </w:r>
-          </w:p>
-        </w:tc>
-        <w:tc>
-          <w:tcPr>
-            <w:tcW w:w="5895" w:type="dxa"/>
-            <w:shd w:val="clear" w:color="auto" w:fill="BA8FFF"/>
-            <w:hideMark/>
-          </w:tcPr>
-          <w:p>
-            <w:r>
-              <w:t>2.11 Workshop - Calibration &amp; Validation</w:t>
-            </w:r>
-          </w:p>
-        </w:tc>
-        <w:tc>
-          <w:tcPr>
-            <w:tcW w:w="1290" w:type="dxa"/>
-            <w:shd w:val="clear" w:color="auto" w:fill="BA8FFF"/>
-            <w:hideMark/>
-          </w:tcPr>
-          <w:p>
-            <w:r>
-              <w:t>Hailie</w:t>
-            </w:r>
-          </w:p>
-        </w:tc>
-      </w:tr>
-      <w:tr>
-        <w:trPr>
-          <w:trHeight w:val="530"/>
-        </w:trPr>
-        <w:tc>
-          <w:tcPr>
-            <w:tcW w:w="1025" w:type="dxa"/>
-            <w:shd w:val="clear" w:color="auto" w:fill="D0CECE" w:themeFill="background2" w:themeFillShade="E6"/>
-            <w:hideMark/>
-          </w:tcPr>
-          <w:p>
-            <w:r>
-              <w:t>16:</w:t>
-            </w:r>
-            <w:r>
-              <w:t>30</w:t>
-            </w:r>
-          </w:p>
-        </w:tc>
-        <w:tc>
-          <w:tcPr>
-            <w:tcW w:w="1235" w:type="dxa"/>
-            <w:shd w:val="clear" w:color="auto" w:fill="D0CECE" w:themeFill="background2" w:themeFillShade="E6"/>
-            <w:hideMark/>
-          </w:tcPr>
-          <w:p>
-            <w:r>
-              <w:t>17:00</w:t>
+              <w:t>1</w:t>
+            </w:r>
+            <w:r>
+              <w:t>6:00</w:t>
             </w:r>
           </w:p>
         </w:tc>
@@ -2249,18 +2658,14 @@
             <w:shd w:val="clear" w:color="auto" w:fill="A8D08D" w:themeFill="accent6" w:themeFillTint="99"/>
             <w:hideMark/>
           </w:tcPr>
-          <w:p>
-            <w:r>
-              <w:t>All</w:t>
-            </w:r>
-          </w:p>
+          <w:p/>
         </w:tc>
       </w:tr>
     </w:tbl>
     <w:p/>
     <w:p/>
     <w:sectPr>
-      <w:headerReference w:type="default" r:id="rId9"/>
+      <w:headerReference w:type="default" r:id="rId11"/>
       <w:pgSz w:w="12240" w:h="15840"/>
       <w:pgMar w:top="1440" w:right="1440" w:bottom="1440" w:left="1440" w:header="720" w:footer="720" w:gutter="0"/>
       <w:cols w:space="720"/>
@@ -2762,7 +3167,6 @@
   <w:style w:type="character" w:default="1" w:styleId="DefaultParagraphFont">
     <w:name w:val="Default Paragraph Font"/>
     <w:uiPriority w:val="1"/>
-    <w:semiHidden/>
     <w:unhideWhenUsed/>
   </w:style>
   <w:style w:type="table" w:default="1" w:styleId="TableNormal">
@@ -3212,6 +3616,26 @@
 </file>
 
 <file path=customXml/item1.xml><?xml version="1.0" encoding="utf-8"?>
+<p:properties xmlns:p="http://schemas.microsoft.com/office/2006/metadata/properties" xmlns:xsi="http://www.w3.org/2001/XMLSchema-instance" xmlns:pc="http://schemas.microsoft.com/office/infopath/2007/PartnerControls">
+  <documentManagement>
+    <lcf76f155ced4ddcb4097134ff3c332f xmlns="83868113-c0a5-43de-a876-5fe4e9e92519">
+      <Terms xmlns="http://schemas.microsoft.com/office/infopath/2007/PartnerControls"/>
+    </lcf76f155ced4ddcb4097134ff3c332f>
+    <TaxCatchAll xmlns="33812d21-cc6d-40d3-8190-1784895c4f86" xsi:nil="true"/>
+  </documentManagement>
+</p:properties>
+</file>
+
+<file path=customXml/item2.xml><?xml version="1.0" encoding="utf-8"?>
+<?mso-contentType ?>
+<FormTemplates xmlns="http://schemas.microsoft.com/sharepoint/v3/contenttype/forms">
+  <Display>DocumentLibraryForm</Display>
+  <Edit>DocumentLibraryForm</Edit>
+  <New>DocumentLibraryForm</New>
+</FormTemplates>
+</file>
+
+<file path=customXml/item3.xml><?xml version="1.0" encoding="utf-8"?>
 <ct:contentTypeSchema xmlns:ct="http://schemas.microsoft.com/office/2006/metadata/contentType" xmlns:ma="http://schemas.microsoft.com/office/2006/metadata/properties/metaAttributes" ct:_="" ma:_="" ma:contentTypeName="Document" ma:contentTypeID="0x01010031AF2FAC55F63A40BD9EED0C36836299" ma:contentTypeVersion="11" ma:contentTypeDescription="Create a new document." ma:contentTypeScope="" ma:versionID="3728a24128c8d92f839bb13793558aed">
   <xsd:schema xmlns:xsd="http://www.w3.org/2001/XMLSchema" xmlns:xs="http://www.w3.org/2001/XMLSchema" xmlns:p="http://schemas.microsoft.com/office/2006/metadata/properties" xmlns:ns2="83868113-c0a5-43de-a876-5fe4e9e92519" xmlns:ns3="33812d21-cc6d-40d3-8190-1784895c4f86" targetNamespace="http://schemas.microsoft.com/office/2006/metadata/properties" ma:root="true" ma:fieldsID="b12b5e841fafb2392613c5d5cd91cc7a" ns2:_="" ns3:_="">
     <xsd:import namespace="83868113-c0a5-43de-a876-5fe4e9e92519"/>
@@ -3420,27 +3844,26 @@
 </ct:contentTypeSchema>
 </file>
 
-<file path=customXml/item2.xml><?xml version="1.0" encoding="utf-8"?>
-<p:properties xmlns:p="http://schemas.microsoft.com/office/2006/metadata/properties" xmlns:xsi="http://www.w3.org/2001/XMLSchema-instance" xmlns:pc="http://schemas.microsoft.com/office/infopath/2007/PartnerControls">
-  <documentManagement>
-    <lcf76f155ced4ddcb4097134ff3c332f xmlns="83868113-c0a5-43de-a876-5fe4e9e92519">
-      <Terms xmlns="http://schemas.microsoft.com/office/infopath/2007/PartnerControls"/>
-    </lcf76f155ced4ddcb4097134ff3c332f>
-    <TaxCatchAll xmlns="33812d21-cc6d-40d3-8190-1784895c4f86" xsi:nil="true"/>
-  </documentManagement>
-</p:properties>
+<file path=customXml/itemProps1.xml><?xml version="1.0" encoding="utf-8"?>
+<ds:datastoreItem xmlns:ds="http://schemas.openxmlformats.org/officeDocument/2006/customXml" ds:itemID="{22303886-FF65-4903-A3C4-61B528E5E548}">
+  <ds:schemaRefs>
+    <ds:schemaRef ds:uri="http://schemas.microsoft.com/office/2006/metadata/properties"/>
+    <ds:schemaRef ds:uri="http://schemas.microsoft.com/office/infopath/2007/PartnerControls"/>
+    <ds:schemaRef ds:uri="83868113-c0a5-43de-a876-5fe4e9e92519"/>
+    <ds:schemaRef ds:uri="33812d21-cc6d-40d3-8190-1784895c4f86"/>
+  </ds:schemaRefs>
+</ds:datastoreItem>
 </file>
 
-<file path=customXml/item3.xml><?xml version="1.0" encoding="utf-8"?>
-<?mso-contentType ?>
-<FormTemplates xmlns="http://schemas.microsoft.com/sharepoint/v3/contenttype/forms">
-  <Display>DocumentLibraryForm</Display>
-  <Edit>DocumentLibraryForm</Edit>
-  <New>DocumentLibraryForm</New>
-</FormTemplates>
+<file path=customXml/itemProps2.xml><?xml version="1.0" encoding="utf-8"?>
+<ds:datastoreItem xmlns:ds="http://schemas.openxmlformats.org/officeDocument/2006/customXml" ds:itemID="{C9271061-6286-435D-AAEB-1F7450D7C830}">
+  <ds:schemaRefs>
+    <ds:schemaRef ds:uri="http://schemas.microsoft.com/sharepoint/v3/contenttype/forms"/>
+  </ds:schemaRefs>
+</ds:datastoreItem>
 </file>
 
-<file path=customXml/itemProps1.xml><?xml version="1.0" encoding="utf-8"?>
+<file path=customXml/itemProps3.xml><?xml version="1.0" encoding="utf-8"?>
 <ds:datastoreItem xmlns:ds="http://schemas.openxmlformats.org/officeDocument/2006/customXml" ds:itemID="{36F830C5-8449-44A0-8F07-09D1FBC2EBFA}">
   <ds:schemaRefs>
     <ds:schemaRef ds:uri="http://schemas.microsoft.com/office/2006/metadata/contentType"/>
@@ -3457,23 +3880,4 @@
     <ds:schemaRef ds:uri="http://schemas.microsoft.com/internal/obd"/>
   </ds:schemaRefs>
 </ds:datastoreItem>
-</file>
-
-<file path=customXml/itemProps2.xml><?xml version="1.0" encoding="utf-8"?>
-<ds:datastoreItem xmlns:ds="http://schemas.openxmlformats.org/officeDocument/2006/customXml" ds:itemID="{22303886-FF65-4903-A3C4-61B528E5E548}">
-  <ds:schemaRefs>
-    <ds:schemaRef ds:uri="http://schemas.microsoft.com/office/2006/metadata/properties"/>
-    <ds:schemaRef ds:uri="http://schemas.microsoft.com/office/infopath/2007/PartnerControls"/>
-    <ds:schemaRef ds:uri="83868113-c0a5-43de-a876-5fe4e9e92519"/>
-    <ds:schemaRef ds:uri="33812d21-cc6d-40d3-8190-1784895c4f86"/>
-  </ds:schemaRefs>
-</ds:datastoreItem>
-</file>
-
-<file path=customXml/itemProps3.xml><?xml version="1.0" encoding="utf-8"?>
-<ds:datastoreItem xmlns:ds="http://schemas.openxmlformats.org/officeDocument/2006/customXml" ds:itemID="{C9271061-6286-435D-AAEB-1F7450D7C830}">
-  <ds:schemaRefs>
-    <ds:schemaRef ds:uri="http://schemas.microsoft.com/sharepoint/v3/contenttype/forms"/>
-  </ds:schemaRefs>
-</ds:datastoreItem>
 </file>